--- a/org.eclipse.actf.examples.michecker.doc.nl1/manual_src/miChecker_intro.docx
+++ b/org.eclipse.actf.examples.michecker.doc.nl1/manual_src/miChecker_intro.docx
@@ -1,6 +1,6 @@
 
 <file path=word/document.xml><?xml version="1.0" encoding="utf-8"?>
-<w:document xmlns:wpc="http://schemas.microsoft.com/office/word/2010/wordprocessingCanvas" xmlns:cx="http://schemas.microsoft.com/office/drawing/2014/chartex" xmlns:cx1="http://schemas.microsoft.com/office/drawing/2015/9/8/chartex" xmlns:cx2="http://schemas.microsoft.com/office/drawing/2015/10/21/chartex" xmlns:cx3="http://schemas.microsoft.com/office/drawing/2016/5/9/chartex" xmlns:cx4="http://schemas.microsoft.com/office/drawing/2016/5/10/chartex" xmlns:cx5="http://schemas.microsoft.com/office/drawing/2016/5/11/chartex" xmlns:cx6="http://schemas.microsoft.com/office/drawing/2016/5/12/chartex" xmlns:cx7="http://schemas.microsoft.com/office/drawing/2016/5/13/chartex" xmlns:cx8="http://schemas.microsoft.com/office/drawing/2016/5/14/chartex" xmlns:mc="http://schemas.openxmlformats.org/markup-compatibility/2006" xmlns:aink="http://schemas.microsoft.com/office/drawing/2016/ink" xmlns:am3d="http://schemas.microsoft.com/office/drawing/2017/model3d" xmlns:o="urn:schemas-microsoft-com:office:office" xmlns:oel="http://schemas.microsoft.com/office/2019/extlst" xmlns:r="http://schemas.openxmlformats.org/officeDocument/2006/relationships" xmlns:m="http://schemas.openxmlformats.org/officeDocument/2006/math" xmlns:v="urn:schemas-microsoft-com:vml" xmlns:wp14="http://schemas.microsoft.com/office/word/2010/wordprocessingDrawing" xmlns:wp="http://schemas.openxmlformats.org/drawingml/2006/wordprocessingDrawing" xmlns:w10="urn:schemas-microsoft-com:office:word" xmlns:w="http://schemas.openxmlformats.org/wordprocessingml/2006/main" xmlns:w14="http://schemas.microsoft.com/office/word/2010/wordml" xmlns:w15="http://schemas.microsoft.com/office/word/2012/wordml" xmlns:w16cex="http://schemas.microsoft.com/office/word/2018/wordml/cex" xmlns:w16cid="http://schemas.microsoft.com/office/word/2016/wordml/cid" xmlns:w16="http://schemas.microsoft.com/office/word/2018/wordml" xmlns:w16sdtdh="http://schemas.microsoft.com/office/word/2020/wordml/sdtdatahash" xmlns:w16se="http://schemas.microsoft.com/office/word/2015/wordml/symex" xmlns:wpg="http://schemas.microsoft.com/office/word/2010/wordprocessingGroup" xmlns:wpi="http://schemas.microsoft.com/office/word/2010/wordprocessingInk" xmlns:wne="http://schemas.microsoft.com/office/word/2006/wordml" xmlns:wps="http://schemas.microsoft.com/office/word/2010/wordprocessingShape" mc:Ignorable="w14 w15 w16se w16cid w16 w16cex w16sdtdh wp14">
+<w:document xmlns:wpc="http://schemas.microsoft.com/office/word/2010/wordprocessingCanvas" xmlns:cx="http://schemas.microsoft.com/office/drawing/2014/chartex" xmlns:cx1="http://schemas.microsoft.com/office/drawing/2015/9/8/chartex" xmlns:cx2="http://schemas.microsoft.com/office/drawing/2015/10/21/chartex" xmlns:cx3="http://schemas.microsoft.com/office/drawing/2016/5/9/chartex" xmlns:cx4="http://schemas.microsoft.com/office/drawing/2016/5/10/chartex" xmlns:cx5="http://schemas.microsoft.com/office/drawing/2016/5/11/chartex" xmlns:cx6="http://schemas.microsoft.com/office/drawing/2016/5/12/chartex" xmlns:cx7="http://schemas.microsoft.com/office/drawing/2016/5/13/chartex" xmlns:cx8="http://schemas.microsoft.com/office/drawing/2016/5/14/chartex" xmlns:mc="http://schemas.openxmlformats.org/markup-compatibility/2006" xmlns:aink="http://schemas.microsoft.com/office/drawing/2016/ink" xmlns:am3d="http://schemas.microsoft.com/office/drawing/2017/model3d" xmlns:o="urn:schemas-microsoft-com:office:office" xmlns:oel="http://schemas.microsoft.com/office/2019/extlst" xmlns:r="http://schemas.openxmlformats.org/officeDocument/2006/relationships" xmlns:m="http://schemas.openxmlformats.org/officeDocument/2006/math" xmlns:v="urn:schemas-microsoft-com:vml" xmlns:wp14="http://schemas.microsoft.com/office/word/2010/wordprocessingDrawing" xmlns:wp="http://schemas.openxmlformats.org/drawingml/2006/wordprocessingDrawing" xmlns:w10="urn:schemas-microsoft-com:office:word" xmlns:w="http://schemas.openxmlformats.org/wordprocessingml/2006/main" xmlns:w14="http://schemas.microsoft.com/office/word/2010/wordml" xmlns:w15="http://schemas.microsoft.com/office/word/2012/wordml" xmlns:w16cex="http://schemas.microsoft.com/office/word/2018/wordml/cex" xmlns:w16cid="http://schemas.microsoft.com/office/word/2016/wordml/cid" xmlns:w16="http://schemas.microsoft.com/office/word/2018/wordml" xmlns:w16du="http://schemas.microsoft.com/office/word/2023/wordml/word16du" xmlns:w16sdtdh="http://schemas.microsoft.com/office/word/2020/wordml/sdtdatahash" xmlns:w16sdtfl="http://schemas.microsoft.com/office/word/2024/wordml/sdtformatlock" xmlns:w16se="http://schemas.microsoft.com/office/word/2015/wordml/symex" xmlns:wpg="http://schemas.microsoft.com/office/word/2010/wordprocessingGroup" xmlns:wpi="http://schemas.microsoft.com/office/word/2010/wordprocessingInk" xmlns:wne="http://schemas.microsoft.com/office/word/2006/wordml" xmlns:wps="http://schemas.microsoft.com/office/word/2010/wordprocessingShape" mc:Ignorable="w14 w15 w16se w16cid w16 w16cex w16sdtdh w16sdtfl w16du wp14">
   <w:body>
     <w:p>
       <w:pPr>
@@ -1883,9 +1883,21 @@
       </w:r>
       <w:r>
         <w:rPr>
+          <w:rFonts w:ascii="Arial" w:eastAsia="ＭＳ Ｐ明朝" w:hAnsi="ＭＳ Ｐ明朝" w:cs="Arial"/>
+        </w:rPr>
+        <w:br/>
+      </w:r>
+      <w:r>
+        <w:rPr>
           <w:rFonts w:ascii="Arial" w:eastAsia="ＭＳ Ｐ明朝" w:hAnsi="ＭＳ Ｐ明朝" w:cs="Arial" w:hint="eastAsia"/>
         </w:rPr>
         <w:t>（</w:t>
+      </w:r>
+      <w:r>
+        <w:rPr>
+          <w:rFonts w:ascii="Arial" w:eastAsia="ＭＳ Ｐ明朝" w:hAnsi="ＭＳ Ｐ明朝" w:cs="Arial" w:hint="eastAsia"/>
+        </w:rPr>
+        <w:t xml:space="preserve"> </w:t>
       </w:r>
       <w:hyperlink r:id="rId9" w:history="1">
         <w:r>
@@ -1893,20 +1905,26 @@
             <w:rStyle w:val="a3"/>
             <w:rFonts w:ascii="Arial" w:eastAsia="ＭＳ Ｐ明朝" w:hAnsi="ＭＳ Ｐ明朝" w:cs="Arial"/>
           </w:rPr>
-          <w:t>https://www.soumu.go.jp/main_sosiki/joho_tsusin/b_free/michecker.html</w:t>
+          <w:t>https://www.soumu.go.jp/info-accessibility-portal/webaccessibility/michecker/</w:t>
         </w:r>
       </w:hyperlink>
       <w:r>
         <w:rPr>
           <w:rFonts w:ascii="Arial" w:eastAsia="ＭＳ Ｐ明朝" w:hAnsi="ＭＳ Ｐ明朝" w:cs="Arial" w:hint="eastAsia"/>
         </w:rPr>
+        <w:t xml:space="preserve"> </w:t>
+      </w:r>
+      <w:r>
+        <w:rPr>
+          <w:rFonts w:ascii="Arial" w:eastAsia="ＭＳ Ｐ明朝" w:hAnsi="ＭＳ Ｐ明朝" w:cs="Arial" w:hint="eastAsia"/>
+        </w:rPr>
         <w:t>）</w:t>
       </w:r>
       <w:r>
         <w:rPr>
-          <w:rFonts w:ascii="Arial" w:eastAsia="ＭＳ Ｐ明朝" w:hAnsi="ＭＳ Ｐ明朝" w:cs="Arial"/>
-        </w:rPr>
-        <w:br/>
+          <w:rFonts w:ascii="Arial" w:eastAsia="ＭＳ Ｐ明朝" w:hAnsi="ＭＳ Ｐ明朝" w:cs="Arial" w:hint="eastAsia"/>
+        </w:rPr>
+        <w:t xml:space="preserve"> </w:t>
       </w:r>
       <w:r>
         <w:rPr>
@@ -2793,7 +2811,7 @@
 </file>
 
 <file path=word/endnotes.xml><?xml version="1.0" encoding="utf-8"?>
-<w:endnotes xmlns:wpc="http://schemas.microsoft.com/office/word/2010/wordprocessingCanvas" xmlns:cx="http://schemas.microsoft.com/office/drawing/2014/chartex" xmlns:cx1="http://schemas.microsoft.com/office/drawing/2015/9/8/chartex" xmlns:cx2="http://schemas.microsoft.com/office/drawing/2015/10/21/chartex" xmlns:cx3="http://schemas.microsoft.com/office/drawing/2016/5/9/chartex" xmlns:cx4="http://schemas.microsoft.com/office/drawing/2016/5/10/chartex" xmlns:cx5="http://schemas.microsoft.com/office/drawing/2016/5/11/chartex" xmlns:cx6="http://schemas.microsoft.com/office/drawing/2016/5/12/chartex" xmlns:cx7="http://schemas.microsoft.com/office/drawing/2016/5/13/chartex" xmlns:cx8="http://schemas.microsoft.com/office/drawing/2016/5/14/chartex" xmlns:mc="http://schemas.openxmlformats.org/markup-compatibility/2006" xmlns:aink="http://schemas.microsoft.com/office/drawing/2016/ink" xmlns:am3d="http://schemas.microsoft.com/office/drawing/2017/model3d" xmlns:o="urn:schemas-microsoft-com:office:office" xmlns:oel="http://schemas.microsoft.com/office/2019/extlst" xmlns:r="http://schemas.openxmlformats.org/officeDocument/2006/relationships" xmlns:m="http://schemas.openxmlformats.org/officeDocument/2006/math" xmlns:v="urn:schemas-microsoft-com:vml" xmlns:wp14="http://schemas.microsoft.com/office/word/2010/wordprocessingDrawing" xmlns:wp="http://schemas.openxmlformats.org/drawingml/2006/wordprocessingDrawing" xmlns:w10="urn:schemas-microsoft-com:office:word" xmlns:w="http://schemas.openxmlformats.org/wordprocessingml/2006/main" xmlns:w14="http://schemas.microsoft.com/office/word/2010/wordml" xmlns:w15="http://schemas.microsoft.com/office/word/2012/wordml" xmlns:w16cex="http://schemas.microsoft.com/office/word/2018/wordml/cex" xmlns:w16cid="http://schemas.microsoft.com/office/word/2016/wordml/cid" xmlns:w16="http://schemas.microsoft.com/office/word/2018/wordml" xmlns:w16sdtdh="http://schemas.microsoft.com/office/word/2020/wordml/sdtdatahash" xmlns:w16se="http://schemas.microsoft.com/office/word/2015/wordml/symex" xmlns:wpg="http://schemas.microsoft.com/office/word/2010/wordprocessingGroup" xmlns:wpi="http://schemas.microsoft.com/office/word/2010/wordprocessingInk" xmlns:wne="http://schemas.microsoft.com/office/word/2006/wordml" xmlns:wps="http://schemas.microsoft.com/office/word/2010/wordprocessingShape" mc:Ignorable="w14 w15 w16se w16cid w16 w16cex w16sdtdh wp14">
+<w:endnotes xmlns:wpc="http://schemas.microsoft.com/office/word/2010/wordprocessingCanvas" xmlns:cx="http://schemas.microsoft.com/office/drawing/2014/chartex" xmlns:cx1="http://schemas.microsoft.com/office/drawing/2015/9/8/chartex" xmlns:cx2="http://schemas.microsoft.com/office/drawing/2015/10/21/chartex" xmlns:cx3="http://schemas.microsoft.com/office/drawing/2016/5/9/chartex" xmlns:cx4="http://schemas.microsoft.com/office/drawing/2016/5/10/chartex" xmlns:cx5="http://schemas.microsoft.com/office/drawing/2016/5/11/chartex" xmlns:cx6="http://schemas.microsoft.com/office/drawing/2016/5/12/chartex" xmlns:cx7="http://schemas.microsoft.com/office/drawing/2016/5/13/chartex" xmlns:cx8="http://schemas.microsoft.com/office/drawing/2016/5/14/chartex" xmlns:mc="http://schemas.openxmlformats.org/markup-compatibility/2006" xmlns:aink="http://schemas.microsoft.com/office/drawing/2016/ink" xmlns:am3d="http://schemas.microsoft.com/office/drawing/2017/model3d" xmlns:o="urn:schemas-microsoft-com:office:office" xmlns:oel="http://schemas.microsoft.com/office/2019/extlst" xmlns:r="http://schemas.openxmlformats.org/officeDocument/2006/relationships" xmlns:m="http://schemas.openxmlformats.org/officeDocument/2006/math" xmlns:v="urn:schemas-microsoft-com:vml" xmlns:wp14="http://schemas.microsoft.com/office/word/2010/wordprocessingDrawing" xmlns:wp="http://schemas.openxmlformats.org/drawingml/2006/wordprocessingDrawing" xmlns:w10="urn:schemas-microsoft-com:office:word" xmlns:w="http://schemas.openxmlformats.org/wordprocessingml/2006/main" xmlns:w14="http://schemas.microsoft.com/office/word/2010/wordml" xmlns:w15="http://schemas.microsoft.com/office/word/2012/wordml" xmlns:w16cex="http://schemas.microsoft.com/office/word/2018/wordml/cex" xmlns:w16cid="http://schemas.microsoft.com/office/word/2016/wordml/cid" xmlns:w16="http://schemas.microsoft.com/office/word/2018/wordml" xmlns:w16du="http://schemas.microsoft.com/office/word/2023/wordml/word16du" xmlns:w16sdtdh="http://schemas.microsoft.com/office/word/2020/wordml/sdtdatahash" xmlns:w16sdtfl="http://schemas.microsoft.com/office/word/2024/wordml/sdtformatlock" xmlns:w16se="http://schemas.microsoft.com/office/word/2015/wordml/symex" xmlns:wpg="http://schemas.microsoft.com/office/word/2010/wordprocessingGroup" xmlns:wpi="http://schemas.microsoft.com/office/word/2010/wordprocessingInk" xmlns:wne="http://schemas.microsoft.com/office/word/2006/wordml" xmlns:wps="http://schemas.microsoft.com/office/word/2010/wordprocessingShape" mc:Ignorable="w14 w15 w16se w16cid w16 w16cex w16sdtdh w16sdtfl w16du wp14">
   <w:endnote w:type="separator" w:id="-1">
     <w:p>
       <w:r>
@@ -2812,7 +2830,7 @@
 </file>
 
 <file path=word/footnotes.xml><?xml version="1.0" encoding="utf-8"?>
-<w:footnotes xmlns:wpc="http://schemas.microsoft.com/office/word/2010/wordprocessingCanvas" xmlns:cx="http://schemas.microsoft.com/office/drawing/2014/chartex" xmlns:cx1="http://schemas.microsoft.com/office/drawing/2015/9/8/chartex" xmlns:cx2="http://schemas.microsoft.com/office/drawing/2015/10/21/chartex" xmlns:cx3="http://schemas.microsoft.com/office/drawing/2016/5/9/chartex" xmlns:cx4="http://schemas.microsoft.com/office/drawing/2016/5/10/chartex" xmlns:cx5="http://schemas.microsoft.com/office/drawing/2016/5/11/chartex" xmlns:cx6="http://schemas.microsoft.com/office/drawing/2016/5/12/chartex" xmlns:cx7="http://schemas.microsoft.com/office/drawing/2016/5/13/chartex" xmlns:cx8="http://schemas.microsoft.com/office/drawing/2016/5/14/chartex" xmlns:mc="http://schemas.openxmlformats.org/markup-compatibility/2006" xmlns:aink="http://schemas.microsoft.com/office/drawing/2016/ink" xmlns:am3d="http://schemas.microsoft.com/office/drawing/2017/model3d" xmlns:o="urn:schemas-microsoft-com:office:office" xmlns:oel="http://schemas.microsoft.com/office/2019/extlst" xmlns:r="http://schemas.openxmlformats.org/officeDocument/2006/relationships" xmlns:m="http://schemas.openxmlformats.org/officeDocument/2006/math" xmlns:v="urn:schemas-microsoft-com:vml" xmlns:wp14="http://schemas.microsoft.com/office/word/2010/wordprocessingDrawing" xmlns:wp="http://schemas.openxmlformats.org/drawingml/2006/wordprocessingDrawing" xmlns:w10="urn:schemas-microsoft-com:office:word" xmlns:w="http://schemas.openxmlformats.org/wordprocessingml/2006/main" xmlns:w14="http://schemas.microsoft.com/office/word/2010/wordml" xmlns:w15="http://schemas.microsoft.com/office/word/2012/wordml" xmlns:w16cex="http://schemas.microsoft.com/office/word/2018/wordml/cex" xmlns:w16cid="http://schemas.microsoft.com/office/word/2016/wordml/cid" xmlns:w16="http://schemas.microsoft.com/office/word/2018/wordml" xmlns:w16sdtdh="http://schemas.microsoft.com/office/word/2020/wordml/sdtdatahash" xmlns:w16se="http://schemas.microsoft.com/office/word/2015/wordml/symex" xmlns:wpg="http://schemas.microsoft.com/office/word/2010/wordprocessingGroup" xmlns:wpi="http://schemas.microsoft.com/office/word/2010/wordprocessingInk" xmlns:wne="http://schemas.microsoft.com/office/word/2006/wordml" xmlns:wps="http://schemas.microsoft.com/office/word/2010/wordprocessingShape" mc:Ignorable="w14 w15 w16se w16cid w16 w16cex w16sdtdh wp14">
+<w:footnotes xmlns:wpc="http://schemas.microsoft.com/office/word/2010/wordprocessingCanvas" xmlns:cx="http://schemas.microsoft.com/office/drawing/2014/chartex" xmlns:cx1="http://schemas.microsoft.com/office/drawing/2015/9/8/chartex" xmlns:cx2="http://schemas.microsoft.com/office/drawing/2015/10/21/chartex" xmlns:cx3="http://schemas.microsoft.com/office/drawing/2016/5/9/chartex" xmlns:cx4="http://schemas.microsoft.com/office/drawing/2016/5/10/chartex" xmlns:cx5="http://schemas.microsoft.com/office/drawing/2016/5/11/chartex" xmlns:cx6="http://schemas.microsoft.com/office/drawing/2016/5/12/chartex" xmlns:cx7="http://schemas.microsoft.com/office/drawing/2016/5/13/chartex" xmlns:cx8="http://schemas.microsoft.com/office/drawing/2016/5/14/chartex" xmlns:mc="http://schemas.openxmlformats.org/markup-compatibility/2006" xmlns:aink="http://schemas.microsoft.com/office/drawing/2016/ink" xmlns:am3d="http://schemas.microsoft.com/office/drawing/2017/model3d" xmlns:o="urn:schemas-microsoft-com:office:office" xmlns:oel="http://schemas.microsoft.com/office/2019/extlst" xmlns:r="http://schemas.openxmlformats.org/officeDocument/2006/relationships" xmlns:m="http://schemas.openxmlformats.org/officeDocument/2006/math" xmlns:v="urn:schemas-microsoft-com:vml" xmlns:wp14="http://schemas.microsoft.com/office/word/2010/wordprocessingDrawing" xmlns:wp="http://schemas.openxmlformats.org/drawingml/2006/wordprocessingDrawing" xmlns:w10="urn:schemas-microsoft-com:office:word" xmlns:w="http://schemas.openxmlformats.org/wordprocessingml/2006/main" xmlns:w14="http://schemas.microsoft.com/office/word/2010/wordml" xmlns:w15="http://schemas.microsoft.com/office/word/2012/wordml" xmlns:w16cex="http://schemas.microsoft.com/office/word/2018/wordml/cex" xmlns:w16cid="http://schemas.microsoft.com/office/word/2016/wordml/cid" xmlns:w16="http://schemas.microsoft.com/office/word/2018/wordml" xmlns:w16du="http://schemas.microsoft.com/office/word/2023/wordml/word16du" xmlns:w16sdtdh="http://schemas.microsoft.com/office/word/2020/wordml/sdtdatahash" xmlns:w16sdtfl="http://schemas.microsoft.com/office/word/2024/wordml/sdtformatlock" xmlns:w16se="http://schemas.microsoft.com/office/word/2015/wordml/symex" xmlns:wpg="http://schemas.microsoft.com/office/word/2010/wordprocessingGroup" xmlns:wpi="http://schemas.microsoft.com/office/word/2010/wordprocessingInk" xmlns:wne="http://schemas.microsoft.com/office/word/2006/wordml" xmlns:wps="http://schemas.microsoft.com/office/word/2010/wordprocessingShape" mc:Ignorable="w14 w15 w16se w16cid w16 w16cex w16sdtdh w16sdtfl w16du wp14">
   <w:footnote w:type="separator" w:id="-1">
     <w:p>
       <w:r>
@@ -2831,7 +2849,7 @@
 </file>
 
 <file path=word/header1.xml><?xml version="1.0" encoding="utf-8"?>
-<w:hdr xmlns:wpc="http://schemas.microsoft.com/office/word/2010/wordprocessingCanvas" xmlns:cx="http://schemas.microsoft.com/office/drawing/2014/chartex" xmlns:cx1="http://schemas.microsoft.com/office/drawing/2015/9/8/chartex" xmlns:cx2="http://schemas.microsoft.com/office/drawing/2015/10/21/chartex" xmlns:cx3="http://schemas.microsoft.com/office/drawing/2016/5/9/chartex" xmlns:cx4="http://schemas.microsoft.com/office/drawing/2016/5/10/chartex" xmlns:cx5="http://schemas.microsoft.com/office/drawing/2016/5/11/chartex" xmlns:cx6="http://schemas.microsoft.com/office/drawing/2016/5/12/chartex" xmlns:cx7="http://schemas.microsoft.com/office/drawing/2016/5/13/chartex" xmlns:cx8="http://schemas.microsoft.com/office/drawing/2016/5/14/chartex" xmlns:mc="http://schemas.openxmlformats.org/markup-compatibility/2006" xmlns:aink="http://schemas.microsoft.com/office/drawing/2016/ink" xmlns:am3d="http://schemas.microsoft.com/office/drawing/2017/model3d" xmlns:o="urn:schemas-microsoft-com:office:office" xmlns:oel="http://schemas.microsoft.com/office/2019/extlst" xmlns:r="http://schemas.openxmlformats.org/officeDocument/2006/relationships" xmlns:m="http://schemas.openxmlformats.org/officeDocument/2006/math" xmlns:v="urn:schemas-microsoft-com:vml" xmlns:wp14="http://schemas.microsoft.com/office/word/2010/wordprocessingDrawing" xmlns:wp="http://schemas.openxmlformats.org/drawingml/2006/wordprocessingDrawing" xmlns:w10="urn:schemas-microsoft-com:office:word" xmlns:w="http://schemas.openxmlformats.org/wordprocessingml/2006/main" xmlns:w14="http://schemas.microsoft.com/office/word/2010/wordml" xmlns:w15="http://schemas.microsoft.com/office/word/2012/wordml" xmlns:w16cex="http://schemas.microsoft.com/office/word/2018/wordml/cex" xmlns:w16cid="http://schemas.microsoft.com/office/word/2016/wordml/cid" xmlns:w16="http://schemas.microsoft.com/office/word/2018/wordml" xmlns:w16sdtdh="http://schemas.microsoft.com/office/word/2020/wordml/sdtdatahash" xmlns:w16se="http://schemas.microsoft.com/office/word/2015/wordml/symex" xmlns:wpg="http://schemas.microsoft.com/office/word/2010/wordprocessingGroup" xmlns:wpi="http://schemas.microsoft.com/office/word/2010/wordprocessingInk" xmlns:wne="http://schemas.microsoft.com/office/word/2006/wordml" xmlns:wps="http://schemas.microsoft.com/office/word/2010/wordprocessingShape" mc:Ignorable="w14 w15 w16se w16cid w16 w16cex w16sdtdh wp14">
+<w:hdr xmlns:wpc="http://schemas.microsoft.com/office/word/2010/wordprocessingCanvas" xmlns:cx="http://schemas.microsoft.com/office/drawing/2014/chartex" xmlns:cx1="http://schemas.microsoft.com/office/drawing/2015/9/8/chartex" xmlns:cx2="http://schemas.microsoft.com/office/drawing/2015/10/21/chartex" xmlns:cx3="http://schemas.microsoft.com/office/drawing/2016/5/9/chartex" xmlns:cx4="http://schemas.microsoft.com/office/drawing/2016/5/10/chartex" xmlns:cx5="http://schemas.microsoft.com/office/drawing/2016/5/11/chartex" xmlns:cx6="http://schemas.microsoft.com/office/drawing/2016/5/12/chartex" xmlns:cx7="http://schemas.microsoft.com/office/drawing/2016/5/13/chartex" xmlns:cx8="http://schemas.microsoft.com/office/drawing/2016/5/14/chartex" xmlns:mc="http://schemas.openxmlformats.org/markup-compatibility/2006" xmlns:aink="http://schemas.microsoft.com/office/drawing/2016/ink" xmlns:am3d="http://schemas.microsoft.com/office/drawing/2017/model3d" xmlns:o="urn:schemas-microsoft-com:office:office" xmlns:oel="http://schemas.microsoft.com/office/2019/extlst" xmlns:r="http://schemas.openxmlformats.org/officeDocument/2006/relationships" xmlns:m="http://schemas.openxmlformats.org/officeDocument/2006/math" xmlns:v="urn:schemas-microsoft-com:vml" xmlns:wp14="http://schemas.microsoft.com/office/word/2010/wordprocessingDrawing" xmlns:wp="http://schemas.openxmlformats.org/drawingml/2006/wordprocessingDrawing" xmlns:w10="urn:schemas-microsoft-com:office:word" xmlns:w="http://schemas.openxmlformats.org/wordprocessingml/2006/main" xmlns:w14="http://schemas.microsoft.com/office/word/2010/wordml" xmlns:w15="http://schemas.microsoft.com/office/word/2012/wordml" xmlns:w16cex="http://schemas.microsoft.com/office/word/2018/wordml/cex" xmlns:w16cid="http://schemas.microsoft.com/office/word/2016/wordml/cid" xmlns:w16="http://schemas.microsoft.com/office/word/2018/wordml" xmlns:w16du="http://schemas.microsoft.com/office/word/2023/wordml/word16du" xmlns:w16sdtdh="http://schemas.microsoft.com/office/word/2020/wordml/sdtdatahash" xmlns:w16sdtfl="http://schemas.microsoft.com/office/word/2024/wordml/sdtformatlock" xmlns:w16se="http://schemas.microsoft.com/office/word/2015/wordml/symex" xmlns:wpg="http://schemas.microsoft.com/office/word/2010/wordprocessingGroup" xmlns:wpi="http://schemas.microsoft.com/office/word/2010/wordprocessingInk" xmlns:wne="http://schemas.microsoft.com/office/word/2006/wordml" xmlns:wps="http://schemas.microsoft.com/office/word/2010/wordprocessingShape" mc:Ignorable="w14 w15 w16se w16cid w16 w16cex w16sdtdh w16sdtfl w16du wp14">
   <w:p>
     <w:pPr>
       <w:pStyle w:val="a4"/>
@@ -2842,7 +2860,7 @@
 </file>
 
 <file path=word/numbering.xml><?xml version="1.0" encoding="utf-8"?>
-<w:numbering xmlns:wpc="http://schemas.microsoft.com/office/word/2010/wordprocessingCanvas" xmlns:cx="http://schemas.microsoft.com/office/drawing/2014/chartex" xmlns:cx1="http://schemas.microsoft.com/office/drawing/2015/9/8/chartex" xmlns:cx2="http://schemas.microsoft.com/office/drawing/2015/10/21/chartex" xmlns:cx3="http://schemas.microsoft.com/office/drawing/2016/5/9/chartex" xmlns:cx4="http://schemas.microsoft.com/office/drawing/2016/5/10/chartex" xmlns:cx5="http://schemas.microsoft.com/office/drawing/2016/5/11/chartex" xmlns:cx6="http://schemas.microsoft.com/office/drawing/2016/5/12/chartex" xmlns:cx7="http://schemas.microsoft.com/office/drawing/2016/5/13/chartex" xmlns:cx8="http://schemas.microsoft.com/office/drawing/2016/5/14/chartex" xmlns:mc="http://schemas.openxmlformats.org/markup-compatibility/2006" xmlns:aink="http://schemas.microsoft.com/office/drawing/2016/ink" xmlns:am3d="http://schemas.microsoft.com/office/drawing/2017/model3d" xmlns:o="urn:schemas-microsoft-com:office:office" xmlns:oel="http://schemas.microsoft.com/office/2019/extlst" xmlns:r="http://schemas.openxmlformats.org/officeDocument/2006/relationships" xmlns:m="http://schemas.openxmlformats.org/officeDocument/2006/math" xmlns:v="urn:schemas-microsoft-com:vml" xmlns:wp14="http://schemas.microsoft.com/office/word/2010/wordprocessingDrawing" xmlns:wp="http://schemas.openxmlformats.org/drawingml/2006/wordprocessingDrawing" xmlns:w10="urn:schemas-microsoft-com:office:word" xmlns:w="http://schemas.openxmlformats.org/wordprocessingml/2006/main" xmlns:w14="http://schemas.microsoft.com/office/word/2010/wordml" xmlns:w15="http://schemas.microsoft.com/office/word/2012/wordml" xmlns:w16cex="http://schemas.microsoft.com/office/word/2018/wordml/cex" xmlns:w16cid="http://schemas.microsoft.com/office/word/2016/wordml/cid" xmlns:w16="http://schemas.microsoft.com/office/word/2018/wordml" xmlns:w16sdtdh="http://schemas.microsoft.com/office/word/2020/wordml/sdtdatahash" xmlns:w16se="http://schemas.microsoft.com/office/word/2015/wordml/symex" xmlns:wpg="http://schemas.microsoft.com/office/word/2010/wordprocessingGroup" xmlns:wpi="http://schemas.microsoft.com/office/word/2010/wordprocessingInk" xmlns:wne="http://schemas.microsoft.com/office/word/2006/wordml" xmlns:wps="http://schemas.microsoft.com/office/word/2010/wordprocessingShape" mc:Ignorable="w14 w15 w16se w16cid w16 w16cex w16sdtdh wp14">
+<w:numbering xmlns:wpc="http://schemas.microsoft.com/office/word/2010/wordprocessingCanvas" xmlns:cx="http://schemas.microsoft.com/office/drawing/2014/chartex" xmlns:cx1="http://schemas.microsoft.com/office/drawing/2015/9/8/chartex" xmlns:cx2="http://schemas.microsoft.com/office/drawing/2015/10/21/chartex" xmlns:cx3="http://schemas.microsoft.com/office/drawing/2016/5/9/chartex" xmlns:cx4="http://schemas.microsoft.com/office/drawing/2016/5/10/chartex" xmlns:cx5="http://schemas.microsoft.com/office/drawing/2016/5/11/chartex" xmlns:cx6="http://schemas.microsoft.com/office/drawing/2016/5/12/chartex" xmlns:cx7="http://schemas.microsoft.com/office/drawing/2016/5/13/chartex" xmlns:cx8="http://schemas.microsoft.com/office/drawing/2016/5/14/chartex" xmlns:mc="http://schemas.openxmlformats.org/markup-compatibility/2006" xmlns:aink="http://schemas.microsoft.com/office/drawing/2016/ink" xmlns:am3d="http://schemas.microsoft.com/office/drawing/2017/model3d" xmlns:o="urn:schemas-microsoft-com:office:office" xmlns:oel="http://schemas.microsoft.com/office/2019/extlst" xmlns:r="http://schemas.openxmlformats.org/officeDocument/2006/relationships" xmlns:m="http://schemas.openxmlformats.org/officeDocument/2006/math" xmlns:v="urn:schemas-microsoft-com:vml" xmlns:wp14="http://schemas.microsoft.com/office/word/2010/wordprocessingDrawing" xmlns:wp="http://schemas.openxmlformats.org/drawingml/2006/wordprocessingDrawing" xmlns:w10="urn:schemas-microsoft-com:office:word" xmlns:w="http://schemas.openxmlformats.org/wordprocessingml/2006/main" xmlns:w14="http://schemas.microsoft.com/office/word/2010/wordml" xmlns:w15="http://schemas.microsoft.com/office/word/2012/wordml" xmlns:w16cex="http://schemas.microsoft.com/office/word/2018/wordml/cex" xmlns:w16cid="http://schemas.microsoft.com/office/word/2016/wordml/cid" xmlns:w16="http://schemas.microsoft.com/office/word/2018/wordml" xmlns:w16du="http://schemas.microsoft.com/office/word/2023/wordml/word16du" xmlns:w16sdtdh="http://schemas.microsoft.com/office/word/2020/wordml/sdtdatahash" xmlns:w16sdtfl="http://schemas.microsoft.com/office/word/2024/wordml/sdtformatlock" xmlns:w16se="http://schemas.microsoft.com/office/word/2015/wordml/symex" xmlns:wpg="http://schemas.microsoft.com/office/word/2010/wordprocessingGroup" xmlns:wpi="http://schemas.microsoft.com/office/word/2010/wordprocessingInk" xmlns:wne="http://schemas.microsoft.com/office/word/2006/wordml" xmlns:wps="http://schemas.microsoft.com/office/word/2010/wordprocessingShape" mc:Ignorable="w14 w15 w16se w16cid w16 w16cex w16sdtdh w16sdtfl w16du wp14">
   <w:numPicBullet w:numPicBulletId="0">
     <w:pict>
       <v:shapetype id="_x0000_t75" coordsize="21600,21600" o:spt="75" o:preferrelative="t" path="m@4@5l@4@11@9@11@9@5xe" filled="f" stroked="f">
@@ -2864,7 +2882,7 @@
         <v:path o:extrusionok="f" gradientshapeok="t" o:connecttype="rect"/>
         <o:lock v:ext="edit" aspectratio="t"/>
       </v:shapetype>
-      <v:shape id="_x0000_i1029" type="#_x0000_t75" style="width:9pt;height:9pt" o:bullet="t">
+      <v:shape id="_x0000_i1025" type="#_x0000_t75" style="width:9pt;height:9pt" o:bullet="t">
         <v:imagedata r:id="rId1" o:title="BD10267_"/>
       </v:shape>
     </w:pict>
@@ -4680,7 +4698,7 @@
 </file>
 
 <file path=word/styles.xml><?xml version="1.0" encoding="utf-8"?>
-<w:styles xmlns:mc="http://schemas.openxmlformats.org/markup-compatibility/2006" xmlns:r="http://schemas.openxmlformats.org/officeDocument/2006/relationships" xmlns:w="http://schemas.openxmlformats.org/wordprocessingml/2006/main" xmlns:w14="http://schemas.microsoft.com/office/word/2010/wordml" xmlns:w15="http://schemas.microsoft.com/office/word/2012/wordml" xmlns:w16cex="http://schemas.microsoft.com/office/word/2018/wordml/cex" xmlns:w16cid="http://schemas.microsoft.com/office/word/2016/wordml/cid" xmlns:w16="http://schemas.microsoft.com/office/word/2018/wordml" xmlns:w16sdtdh="http://schemas.microsoft.com/office/word/2020/wordml/sdtdatahash" xmlns:w16se="http://schemas.microsoft.com/office/word/2015/wordml/symex" mc:Ignorable="w14 w15 w16se w16cid w16 w16cex w16sdtdh">
+<w:styles xmlns:mc="http://schemas.openxmlformats.org/markup-compatibility/2006" xmlns:r="http://schemas.openxmlformats.org/officeDocument/2006/relationships" xmlns:w="http://schemas.openxmlformats.org/wordprocessingml/2006/main" xmlns:w14="http://schemas.microsoft.com/office/word/2010/wordml" xmlns:w15="http://schemas.microsoft.com/office/word/2012/wordml" xmlns:w16cex="http://schemas.microsoft.com/office/word/2018/wordml/cex" xmlns:w16cid="http://schemas.microsoft.com/office/word/2016/wordml/cid" xmlns:w16="http://schemas.microsoft.com/office/word/2018/wordml" xmlns:w16du="http://schemas.microsoft.com/office/word/2023/wordml/word16du" xmlns:w16sdtdh="http://schemas.microsoft.com/office/word/2020/wordml/sdtdatahash" xmlns:w16sdtfl="http://schemas.microsoft.com/office/word/2024/wordml/sdtformatlock" xmlns:w16se="http://schemas.microsoft.com/office/word/2015/wordml/symex" mc:Ignorable="w14 w15 w16se w16cid w16 w16cex w16sdtdh w16sdtfl w16du">
   <w:docDefaults>
     <w:rPrDefault>
       <w:rPr>
@@ -5246,7 +5264,6 @@
   <w:style w:type="character" w:default="1" w:styleId="a0">
     <w:name w:val="Default Paragraph Font"/>
     <w:uiPriority w:val="1"/>
-    <w:semiHidden/>
     <w:unhideWhenUsed/>
   </w:style>
   <w:style w:type="table" w:default="1" w:styleId="a1">
